--- a/documents/Final_Report.docx
+++ b/documents/Final_Report.docx
@@ -582,6 +582,324 @@
     </w:p>
     <w:p>
       <w:pPr>
+        <w:pStyle w:val="Normal"/>
+        <w:bidi w:val="0"/>
+        <w:jc w:val="start"/>
+        <w:rPr/>
+      </w:pPr>
+      <w:r>
+        <w:rPr/>
+      </w:r>
+    </w:p>
+    <w:p>
+      <w:pPr>
+        <w:pStyle w:val="Normal"/>
+        <w:bidi w:val="0"/>
+        <w:jc w:val="start"/>
+        <w:rPr/>
+      </w:pPr>
+      <w:r>
+        <w:rPr/>
+      </w:r>
+    </w:p>
+    <w:p>
+      <w:pPr>
+        <w:pStyle w:val="Normal"/>
+        <w:bidi w:val="0"/>
+        <w:jc w:val="start"/>
+        <w:rPr/>
+      </w:pPr>
+      <w:r>
+        <w:rPr/>
+      </w:r>
+    </w:p>
+    <w:p>
+      <w:pPr>
+        <w:pStyle w:val="Heading1"/>
+        <w:bidi w:val="0"/>
+        <w:jc w:val="start"/>
+        <w:rPr/>
+      </w:pPr>
+      <w:r>
+        <w:rPr/>
+        <w:t>2 Planification du projet</w:t>
+      </w:r>
+    </w:p>
+    <w:p>
+      <w:pPr>
+        <w:pStyle w:val="Normal"/>
+        <w:bidi w:val="0"/>
+        <w:jc w:val="start"/>
+        <w:rPr/>
+      </w:pPr>
+      <w:r>
+        <w:rPr/>
+        <w:t>Afin d’organiser le développement du Room Server et de suivre l’avancement du projet, un planning prévisionnel a été établi au début du projet. Ce planning permet de structurer les différentes phases du développement et de répartir les tâches sur la durée du semestre.</w:t>
+      </w:r>
+    </w:p>
+    <w:p>
+      <w:pPr>
+        <w:pStyle w:val="Normal"/>
+        <w:bidi w:val="0"/>
+        <w:jc w:val="start"/>
+        <w:rPr/>
+      </w:pPr>
+      <w:r>
+        <w:rPr/>
+        <w:t>Le projet a été divisé en plusieurs phases principales :</w:t>
+      </w:r>
+    </w:p>
+    <w:p>
+      <w:pPr>
+        <w:pStyle w:val="Normal"/>
+        <w:numPr>
+          <w:ilvl w:val="0"/>
+          <w:numId w:val="1"/>
+        </w:numPr>
+        <w:tabs>
+          <w:tab w:val="clear" w:pos="709"/>
+          <w:tab w:val="left" w:pos="709" w:leader="none"/>
+        </w:tabs>
+        <w:bidi w:val="0"/>
+        <w:ind w:hanging="283" w:start="709"/>
+        <w:jc w:val="start"/>
+        <w:rPr/>
+      </w:pPr>
+      <w:r>
+        <w:rPr/>
+        <w:t>mise en place de l’environnement de développement et de la base de données</w:t>
+      </w:r>
+    </w:p>
+    <w:p>
+      <w:pPr>
+        <w:pStyle w:val="Normal"/>
+        <w:numPr>
+          <w:ilvl w:val="0"/>
+          <w:numId w:val="1"/>
+        </w:numPr>
+        <w:tabs>
+          <w:tab w:val="clear" w:pos="709"/>
+          <w:tab w:val="left" w:pos="709" w:leader="none"/>
+        </w:tabs>
+        <w:bidi w:val="0"/>
+        <w:ind w:hanging="283" w:start="709"/>
+        <w:jc w:val="start"/>
+        <w:rPr/>
+      </w:pPr>
+      <w:r>
+        <w:rPr/>
+        <w:t>implémentation du parser et de la gestion des commandes</w:t>
+      </w:r>
+    </w:p>
+    <w:p>
+      <w:pPr>
+        <w:pStyle w:val="Normal"/>
+        <w:numPr>
+          <w:ilvl w:val="0"/>
+          <w:numId w:val="1"/>
+        </w:numPr>
+        <w:tabs>
+          <w:tab w:val="clear" w:pos="709"/>
+          <w:tab w:val="left" w:pos="709" w:leader="none"/>
+        </w:tabs>
+        <w:bidi w:val="0"/>
+        <w:ind w:hanging="283" w:start="709"/>
+        <w:jc w:val="start"/>
+        <w:rPr/>
+      </w:pPr>
+      <w:r>
+        <w:rPr/>
+        <w:t>intégration du module LoRa</w:t>
+      </w:r>
+    </w:p>
+    <w:p>
+      <w:pPr>
+        <w:pStyle w:val="Normal"/>
+        <w:numPr>
+          <w:ilvl w:val="0"/>
+          <w:numId w:val="1"/>
+        </w:numPr>
+        <w:tabs>
+          <w:tab w:val="clear" w:pos="709"/>
+          <w:tab w:val="left" w:pos="709" w:leader="none"/>
+        </w:tabs>
+        <w:bidi w:val="0"/>
+        <w:ind w:hanging="283" w:start="709"/>
+        <w:jc w:val="start"/>
+        <w:rPr/>
+      </w:pPr>
+      <w:r>
+        <w:rPr/>
+        <w:t>finalisation du backend</w:t>
+      </w:r>
+    </w:p>
+    <w:p>
+      <w:pPr>
+        <w:pStyle w:val="Normal"/>
+        <w:numPr>
+          <w:ilvl w:val="0"/>
+          <w:numId w:val="1"/>
+        </w:numPr>
+        <w:tabs>
+          <w:tab w:val="clear" w:pos="709"/>
+          <w:tab w:val="left" w:pos="709" w:leader="none"/>
+        </w:tabs>
+        <w:bidi w:val="0"/>
+        <w:ind w:hanging="283" w:start="709"/>
+        <w:jc w:val="start"/>
+        <w:rPr/>
+      </w:pPr>
+      <w:r>
+        <w:rPr/>
+        <w:t>phase de tests et validation</w:t>
+      </w:r>
+    </w:p>
+    <w:p>
+      <w:pPr>
+        <w:pStyle w:val="Normal"/>
+        <w:numPr>
+          <w:ilvl w:val="0"/>
+          <w:numId w:val="1"/>
+        </w:numPr>
+        <w:tabs>
+          <w:tab w:val="clear" w:pos="709"/>
+          <w:tab w:val="left" w:pos="709" w:leader="none"/>
+        </w:tabs>
+        <w:bidi w:val="0"/>
+        <w:ind w:hanging="283" w:start="709"/>
+        <w:jc w:val="start"/>
+        <w:rPr/>
+      </w:pPr>
+      <w:r>
+        <w:rPr/>
+        <w:t>rédaction de la documentation et du rapport final</w:t>
+      </w:r>
+    </w:p>
+    <w:p>
+      <w:pPr>
+        <w:pStyle w:val="Normal"/>
+        <w:bidi w:val="0"/>
+        <w:jc w:val="start"/>
+        <w:rPr/>
+      </w:pPr>
+      <w:r>
+        <w:rPr/>
+        <w:t>La figure suivante présente le diagramme de Gantt utilisé pour planifier les différentes tâches du projet.</w:t>
+      </w:r>
+    </w:p>
+    <w:p>
+      <w:pPr>
+        <w:pStyle w:val="Normal"/>
+        <w:bidi w:val="0"/>
+        <w:jc w:val="start"/>
+        <w:rPr/>
+      </w:pPr>
+      <w:r>
+        <w:rPr/>
+      </w:r>
+    </w:p>
+    <w:p>
+      <w:pPr>
+        <w:pStyle w:val="Normal"/>
+        <w:bidi w:val="0"/>
+        <w:jc w:val="start"/>
+        <w:rPr/>
+      </w:pPr>
+      <w:r>
+        <w:rPr/>
+        <w:drawing>
+          <wp:anchor behindDoc="0" distT="0" distB="0" distL="0" distR="0" simplePos="0" locked="0" layoutInCell="0" allowOverlap="1" relativeHeight="2">
+            <wp:simplePos x="0" y="0"/>
+            <wp:positionH relativeFrom="column">
+              <wp:align>center</wp:align>
+            </wp:positionH>
+            <wp:positionV relativeFrom="paragraph">
+              <wp:posOffset>635</wp:posOffset>
+            </wp:positionV>
+            <wp:extent cx="6840220" cy="3190240"/>
+            <wp:effectExtent l="0" t="0" r="0" b="0"/>
+            <wp:wrapSquare wrapText="largest"/>
+            <wp:docPr id="1" name="Image1" descr="" title=""/>
+            <wp:cNvGraphicFramePr>
+              <a:graphicFrameLocks xmlns:a="http://schemas.openxmlformats.org/drawingml/2006/main" noChangeAspect="1"/>
+            </wp:cNvGraphicFramePr>
+            <a:graphic xmlns:a="http://schemas.openxmlformats.org/drawingml/2006/main">
+              <a:graphicData uri="http://schemas.openxmlformats.org/drawingml/2006/picture">
+                <pic:pic xmlns:pic="http://schemas.openxmlformats.org/drawingml/2006/picture">
+                  <pic:nvPicPr>
+                    <pic:cNvPr id="1" name="Image1" descr="" title=""/>
+                    <pic:cNvPicPr>
+                      <a:picLocks noChangeAspect="1" noChangeArrowheads="1"/>
+                    </pic:cNvPicPr>
+                  </pic:nvPicPr>
+                  <pic:blipFill>
+                    <a:blip r:embed="rId2"/>
+                    <a:stretch>
+                      <a:fillRect/>
+                    </a:stretch>
+                  </pic:blipFill>
+                  <pic:spPr bwMode="auto">
+                    <a:xfrm>
+                      <a:off x="0" y="0"/>
+                      <a:ext cx="6840220" cy="3190240"/>
+                    </a:xfrm>
+                    <a:prstGeom prst="rect">
+                      <a:avLst/>
+                    </a:prstGeom>
+                  </pic:spPr>
+                </pic:pic>
+              </a:graphicData>
+            </a:graphic>
+          </wp:anchor>
+        </w:drawing>
+      </w:r>
+    </w:p>
+    <w:p>
+      <w:pPr>
+        <w:pStyle w:val="Normal"/>
+        <w:bidi w:val="0"/>
+        <w:jc w:val="start"/>
+        <w:rPr/>
+      </w:pPr>
+      <w:r>
+        <w:rPr/>
+      </w:r>
+    </w:p>
+    <w:p>
+      <w:pPr>
+        <w:pStyle w:val="Normal"/>
+        <w:bidi w:val="0"/>
+        <w:jc w:val="start"/>
+        <w:rPr/>
+      </w:pPr>
+      <w:r>
+        <w:rPr/>
+      </w:r>
+    </w:p>
+    <w:p>
+      <w:pPr>
+        <w:pStyle w:val="Normal"/>
+        <w:bidi w:val="0"/>
+        <w:jc w:val="start"/>
+        <w:rPr/>
+      </w:pPr>
+      <w:r>
+        <w:rPr/>
+      </w:r>
+    </w:p>
+    <w:p>
+      <w:pPr>
+        <w:pStyle w:val="Normal"/>
+        <w:bidi w:val="0"/>
+        <w:jc w:val="start"/>
+        <w:rPr/>
+      </w:pPr>
+      <w:r>
+        <w:rPr/>
+      </w:r>
+    </w:p>
+    <w:p>
+      <w:pPr>
         <w:pStyle w:val="Heading1"/>
         <w:bidi w:val="0"/>
         <w:jc w:val="start"/>
@@ -591,7 +909,11 @@
       <w:bookmarkEnd w:id="2"/>
       <w:r>
         <w:rPr/>
-        <w:t>2. Contexte et objectifs du projet</w:t>
+        <w:t>3</w:t>
+      </w:r>
+      <w:r>
+        <w:rPr/>
+        <w:t>. Contexte et objectifs du projet</w:t>
       </w:r>
     </w:p>
     <w:p>
@@ -629,7 +951,11 @@
       <w:bookmarkEnd w:id="3"/>
       <w:r>
         <w:rPr/>
-        <w:t>3. Architecture du système</w:t>
+        <w:t>4</w:t>
+      </w:r>
+      <w:r>
+        <w:rPr/>
+        <w:t>. Architecture du système</w:t>
       </w:r>
     </w:p>
     <w:p>
@@ -671,7 +997,11 @@
       <w:bookmarkEnd w:id="4"/>
       <w:r>
         <w:rPr/>
-        <w:t>4. Implémentation</w:t>
+        <w:t>5</w:t>
+      </w:r>
+      <w:r>
+        <w:rPr/>
+        <w:t>. Implémentation</w:t>
       </w:r>
     </w:p>
     <w:p>
@@ -697,7 +1027,11 @@
       <w:bookmarkEnd w:id="5"/>
       <w:r>
         <w:rPr/>
-        <w:t>5. Tests et validation</w:t>
+        <w:t>6</w:t>
+      </w:r>
+      <w:r>
+        <w:rPr/>
+        <w:t>. Tests et validation</w:t>
       </w:r>
     </w:p>
     <w:p>
@@ -723,7 +1057,11 @@
       <w:bookmarkEnd w:id="6"/>
       <w:r>
         <w:rPr/>
-        <w:t>6. Limitations et contraintes</w:t>
+        <w:t>7</w:t>
+      </w:r>
+      <w:r>
+        <w:rPr/>
+        <w:t>. Limitations et contraintes</w:t>
       </w:r>
     </w:p>
     <w:p>
@@ -749,7 +1087,11 @@
       <w:bookmarkEnd w:id="7"/>
       <w:r>
         <w:rPr/>
-        <w:t>7. Conclusion</w:t>
+        <w:t>8</w:t>
+      </w:r>
+      <w:r>
+        <w:rPr/>
+        <w:t>. Conclusion</w:t>
       </w:r>
     </w:p>
     <w:p>
@@ -866,7 +1208,7 @@
       </w:r>
     </w:p>
     <w:sectPr>
-      <w:footerReference w:type="default" r:id="rId2"/>
+      <w:footerReference w:type="default" r:id="rId3"/>
       <w:type w:val="nextPage"/>
       <w:pgSz w:w="11906" w:h="16838"/>
       <w:pgMar w:left="1134" w:right="1134" w:gutter="0" w:header="0" w:top="1134" w:footer="1134" w:bottom="1693"/>
@@ -903,7 +1245,7 @@
     </w:r>
     <w:r>
       <w:rPr/>
-      <w:t>5</w:t>
+      <w:t>6</w:t>
     </w:r>
     <w:r>
       <w:rPr/>
@@ -932,7 +1274,7 @@
     </w:r>
     <w:r>
       <w:rPr/>
-      <w:t>5</w:t>
+      <w:t>6</w:t>
     </w:r>
     <w:r>
       <w:rPr/>
@@ -941,6 +1283,274 @@
     <w:bookmarkEnd w:id="8"/>
   </w:p>
 </w:ftr>
+</file>
+
+<file path=word/numbering.xml><?xml version="1.0" encoding="utf-8"?>
+<w:numbering xmlns:w="http://schemas.openxmlformats.org/wordprocessingml/2006/main" xmlns:o="urn:schemas-microsoft-com:office:office" xmlns:r="http://schemas.openxmlformats.org/officeDocument/2006/relationships" xmlns:v="urn:schemas-microsoft-com:vml" xmlns:mc="http://schemas.openxmlformats.org/markup-compatibility/2006" xmlns:w14="http://schemas.microsoft.com/office/word/2010/wordml" mc:Ignorable="w14">
+  <w:abstractNum w:abstractNumId="1">
+    <w:lvl w:ilvl="0">
+      <w:start w:val="1"/>
+      <w:numFmt w:val="bullet"/>
+      <w:lvlText w:val=""/>
+      <w:lvlJc w:val="start"/>
+      <w:pPr>
+        <w:tabs>
+          <w:tab w:val="num" w:pos="709"/>
+        </w:tabs>
+        <w:ind w:start="709" w:hanging="283"/>
+      </w:pPr>
+      <w:rPr>
+        <w:rFonts w:ascii="Symbol" w:hAnsi="Symbol" w:cs="Symbol" w:hint="default"/>
+      </w:rPr>
+    </w:lvl>
+    <w:lvl w:ilvl="1">
+      <w:start w:val="1"/>
+      <w:numFmt w:val="bullet"/>
+      <w:lvlText w:val=""/>
+      <w:lvlJc w:val="start"/>
+      <w:pPr>
+        <w:tabs>
+          <w:tab w:val="num" w:pos="1418"/>
+        </w:tabs>
+        <w:ind w:start="1418" w:hanging="283"/>
+      </w:pPr>
+      <w:rPr>
+        <w:rFonts w:ascii="Symbol" w:hAnsi="Symbol" w:cs="Symbol" w:hint="default"/>
+      </w:rPr>
+    </w:lvl>
+    <w:lvl w:ilvl="2">
+      <w:start w:val="1"/>
+      <w:numFmt w:val="bullet"/>
+      <w:lvlText w:val=""/>
+      <w:lvlJc w:val="start"/>
+      <w:pPr>
+        <w:tabs>
+          <w:tab w:val="num" w:pos="2127"/>
+        </w:tabs>
+        <w:ind w:start="2127" w:hanging="283"/>
+      </w:pPr>
+      <w:rPr>
+        <w:rFonts w:ascii="Symbol" w:hAnsi="Symbol" w:cs="Symbol" w:hint="default"/>
+      </w:rPr>
+    </w:lvl>
+    <w:lvl w:ilvl="3">
+      <w:start w:val="1"/>
+      <w:numFmt w:val="bullet"/>
+      <w:lvlText w:val=""/>
+      <w:lvlJc w:val="start"/>
+      <w:pPr>
+        <w:tabs>
+          <w:tab w:val="num" w:pos="2836"/>
+        </w:tabs>
+        <w:ind w:start="2836" w:hanging="283"/>
+      </w:pPr>
+      <w:rPr>
+        <w:rFonts w:ascii="Symbol" w:hAnsi="Symbol" w:cs="Symbol" w:hint="default"/>
+      </w:rPr>
+    </w:lvl>
+    <w:lvl w:ilvl="4">
+      <w:start w:val="1"/>
+      <w:numFmt w:val="bullet"/>
+      <w:lvlText w:val=""/>
+      <w:lvlJc w:val="start"/>
+      <w:pPr>
+        <w:tabs>
+          <w:tab w:val="num" w:pos="3545"/>
+        </w:tabs>
+        <w:ind w:start="3545" w:hanging="283"/>
+      </w:pPr>
+      <w:rPr>
+        <w:rFonts w:ascii="Symbol" w:hAnsi="Symbol" w:cs="Symbol" w:hint="default"/>
+      </w:rPr>
+    </w:lvl>
+    <w:lvl w:ilvl="5">
+      <w:start w:val="1"/>
+      <w:numFmt w:val="bullet"/>
+      <w:lvlText w:val=""/>
+      <w:lvlJc w:val="start"/>
+      <w:pPr>
+        <w:tabs>
+          <w:tab w:val="num" w:pos="4254"/>
+        </w:tabs>
+        <w:ind w:start="4254" w:hanging="283"/>
+      </w:pPr>
+      <w:rPr>
+        <w:rFonts w:ascii="Symbol" w:hAnsi="Symbol" w:cs="Symbol" w:hint="default"/>
+      </w:rPr>
+    </w:lvl>
+    <w:lvl w:ilvl="6">
+      <w:start w:val="1"/>
+      <w:numFmt w:val="bullet"/>
+      <w:lvlText w:val=""/>
+      <w:lvlJc w:val="start"/>
+      <w:pPr>
+        <w:tabs>
+          <w:tab w:val="num" w:pos="4963"/>
+        </w:tabs>
+        <w:ind w:start="4963" w:hanging="283"/>
+      </w:pPr>
+      <w:rPr>
+        <w:rFonts w:ascii="Symbol" w:hAnsi="Symbol" w:cs="Symbol" w:hint="default"/>
+      </w:rPr>
+    </w:lvl>
+    <w:lvl w:ilvl="7">
+      <w:start w:val="1"/>
+      <w:numFmt w:val="bullet"/>
+      <w:lvlText w:val=""/>
+      <w:lvlJc w:val="start"/>
+      <w:pPr>
+        <w:tabs>
+          <w:tab w:val="num" w:pos="5672"/>
+        </w:tabs>
+        <w:ind w:start="5672" w:hanging="283"/>
+      </w:pPr>
+      <w:rPr>
+        <w:rFonts w:ascii="Symbol" w:hAnsi="Symbol" w:cs="Symbol" w:hint="default"/>
+      </w:rPr>
+    </w:lvl>
+    <w:lvl w:ilvl="8">
+      <w:start w:val="1"/>
+      <w:numFmt w:val="bullet"/>
+      <w:lvlText w:val=""/>
+      <w:lvlJc w:val="start"/>
+      <w:pPr>
+        <w:tabs>
+          <w:tab w:val="num" w:pos="6381"/>
+        </w:tabs>
+        <w:ind w:start="6381" w:hanging="283"/>
+      </w:pPr>
+      <w:rPr>
+        <w:rFonts w:ascii="Symbol" w:hAnsi="Symbol" w:cs="Symbol" w:hint="default"/>
+      </w:rPr>
+    </w:lvl>
+  </w:abstractNum>
+  <w:abstractNum w:abstractNumId="2">
+    <w:lvl w:ilvl="0">
+      <w:start w:val="1"/>
+      <w:numFmt w:val="none"/>
+      <w:suff w:val="nothing"/>
+      <w:lvlText w:val=""/>
+      <w:lvlJc w:val="start"/>
+      <w:pPr>
+        <w:tabs>
+          <w:tab w:val="num" w:pos="0"/>
+        </w:tabs>
+        <w:ind w:start="0" w:hanging="0"/>
+      </w:pPr>
+    </w:lvl>
+    <w:lvl w:ilvl="1">
+      <w:start w:val="1"/>
+      <w:numFmt w:val="none"/>
+      <w:suff w:val="nothing"/>
+      <w:lvlText w:val=""/>
+      <w:lvlJc w:val="start"/>
+      <w:pPr>
+        <w:tabs>
+          <w:tab w:val="num" w:pos="0"/>
+        </w:tabs>
+        <w:ind w:start="0" w:hanging="0"/>
+      </w:pPr>
+    </w:lvl>
+    <w:lvl w:ilvl="2">
+      <w:start w:val="1"/>
+      <w:pStyle w:val="Heading3"/>
+      <w:numFmt w:val="none"/>
+      <w:suff w:val="nothing"/>
+      <w:lvlText w:val=""/>
+      <w:lvlJc w:val="start"/>
+      <w:pPr>
+        <w:tabs>
+          <w:tab w:val="num" w:pos="0"/>
+        </w:tabs>
+        <w:ind w:start="0" w:hanging="0"/>
+      </w:pPr>
+    </w:lvl>
+    <w:lvl w:ilvl="3">
+      <w:start w:val="1"/>
+      <w:numFmt w:val="none"/>
+      <w:suff w:val="nothing"/>
+      <w:lvlText w:val=""/>
+      <w:lvlJc w:val="start"/>
+      <w:pPr>
+        <w:tabs>
+          <w:tab w:val="num" w:pos="0"/>
+        </w:tabs>
+        <w:ind w:start="0" w:hanging="0"/>
+      </w:pPr>
+    </w:lvl>
+    <w:lvl w:ilvl="4">
+      <w:start w:val="1"/>
+      <w:numFmt w:val="none"/>
+      <w:suff w:val="nothing"/>
+      <w:lvlText w:val=""/>
+      <w:lvlJc w:val="start"/>
+      <w:pPr>
+        <w:tabs>
+          <w:tab w:val="num" w:pos="0"/>
+        </w:tabs>
+        <w:ind w:start="0" w:hanging="0"/>
+      </w:pPr>
+    </w:lvl>
+    <w:lvl w:ilvl="5">
+      <w:start w:val="1"/>
+      <w:numFmt w:val="none"/>
+      <w:suff w:val="nothing"/>
+      <w:lvlText w:val=""/>
+      <w:lvlJc w:val="start"/>
+      <w:pPr>
+        <w:tabs>
+          <w:tab w:val="num" w:pos="0"/>
+        </w:tabs>
+        <w:ind w:start="0" w:hanging="0"/>
+      </w:pPr>
+    </w:lvl>
+    <w:lvl w:ilvl="6">
+      <w:start w:val="1"/>
+      <w:numFmt w:val="none"/>
+      <w:suff w:val="nothing"/>
+      <w:lvlText w:val=""/>
+      <w:lvlJc w:val="start"/>
+      <w:pPr>
+        <w:tabs>
+          <w:tab w:val="num" w:pos="0"/>
+        </w:tabs>
+        <w:ind w:start="0" w:hanging="0"/>
+      </w:pPr>
+    </w:lvl>
+    <w:lvl w:ilvl="7">
+      <w:start w:val="1"/>
+      <w:numFmt w:val="none"/>
+      <w:suff w:val="nothing"/>
+      <w:lvlText w:val=""/>
+      <w:lvlJc w:val="start"/>
+      <w:pPr>
+        <w:tabs>
+          <w:tab w:val="num" w:pos="0"/>
+        </w:tabs>
+        <w:ind w:start="0" w:hanging="0"/>
+      </w:pPr>
+    </w:lvl>
+    <w:lvl w:ilvl="8">
+      <w:start w:val="1"/>
+      <w:numFmt w:val="none"/>
+      <w:suff w:val="nothing"/>
+      <w:lvlText w:val=""/>
+      <w:lvlJc w:val="start"/>
+      <w:pPr>
+        <w:tabs>
+          <w:tab w:val="num" w:pos="0"/>
+        </w:tabs>
+        <w:ind w:start="0" w:hanging="0"/>
+      </w:pPr>
+    </w:lvl>
+  </w:abstractNum>
+  <w:num w:numId="1">
+    <w:abstractNumId w:val="1"/>
+  </w:num>
+  <w:num w:numId="2">
+    <w:abstractNumId w:val="2"/>
+  </w:num>
+</w:numbering>
 </file>
 
 <file path=word/styles.xml><?xml version="1.0" encoding="utf-8"?>
@@ -998,6 +1608,23 @@
       <w:szCs w:val="28"/>
     </w:rPr>
   </w:style>
+  <w:style w:type="paragraph" w:styleId="Heading3">
+    <w:name w:val="Heading 3"/>
+    <w:basedOn w:val="Titre"/>
+    <w:next w:val="BodyText"/>
+    <w:qFormat/>
+    <w:pPr>
+      <w:spacing w:before="140" w:after="120"/>
+      <w:outlineLvl w:val="2"/>
+    </w:pPr>
+    <w:rPr>
+      <w:rFonts w:ascii="Liberation Serif" w:hAnsi="Liberation Serif" w:eastAsia="Noto Serif CJK SC" w:cs="Noto Sans Devanagari"/>
+      <w:b/>
+      <w:bCs/>
+      <w:sz w:val="28"/>
+      <w:szCs w:val="28"/>
+    </w:rPr>
+  </w:style>
   <w:style w:type="character" w:styleId="Hyperlink">
     <w:name w:val="Hyperlink"/>
     <w:rPr>
@@ -1009,6 +1636,13 @@
     <w:name w:val="Saut d'index"/>
     <w:qFormat/>
     <w:rPr/>
+  </w:style>
+  <w:style w:type="character" w:styleId="Puces">
+    <w:name w:val="Puces"/>
+    <w:qFormat/>
+    <w:rPr>
+      <w:rFonts w:ascii="OpenSymbol" w:hAnsi="OpenSymbol" w:eastAsia="OpenSymbol" w:cs="OpenSymbol"/>
+    </w:rPr>
   </w:style>
   <w:style w:type="paragraph" w:styleId="Titre">
     <w:name w:val="Titre"/>
